--- a/reports/Sara/Phases1_2_etat_des_lieux.docx
+++ b/reports/Sara/Phases1_2_etat_des_lieux.docx
@@ -1569,9 +1569,9 @@
               <w:rPr>
                 <w:sz w:val="17"/>
               </w:rPr>
-              <w:t>Dockerfile.mlflow</w:t>
+              <w:t>docker/mlflow/Dockerfile</w:t>
               <w:br/>
-              <w:t>docker-compose.dev.yml</w:t>
+              <w:t>docker/docker-compose.dev.yml</w:t>
             </w:r>
           </w:p>
         </w:tc>
